--- a/app/templates/guarantee_murabaha.docx
+++ b/app/templates/guarantee_murabaha.docx
@@ -179,7 +179,81 @@
       </w:r>
       <w:proofErr w:type="spellEnd"/>
       <w:r>
-        <w:t>. {{GUARANTEE_LIMIT}} (Rupees {{GUARANTEE_LIMIT_WORDS}}), other than any legal and other ancillary expenses incurred by the Bank due under the Agreement.</w:t>
+        <w:t xml:space="preserve">. </w:t>
+      </w:r>
+      <w:r>
+        <w:rPr>
+          <w:b/>
+        </w:rPr>
+        <w:t>{{</w:t>
+      </w:r>
+      <w:r>
+        <w:rPr>
+          <w:b/>
+          <w:noProof/>
+          <w:sz w:val="22"/>
+        </w:rPr>
+        <w:t xml:space="preserve"> </w:t>
+      </w:r>
+      <w:r>
+        <w:rPr>
+          <w:b/>
+          <w:noProof/>
+          <w:sz w:val="22"/>
+        </w:rPr>
+        <w:t>APPROVED_LIMIT</w:t>
+      </w:r>
+      <w:r>
+        <w:rPr>
+          <w:b/>
+        </w:rPr>
+        <w:t xml:space="preserve"> </w:t>
+      </w:r>
+      <w:r>
+        <w:rPr>
+          <w:b/>
+        </w:rPr>
+        <w:t>}}</w:t>
+      </w:r>
+      <w:r>
+        <w:t xml:space="preserve"> (Rupees </w:t>
+      </w:r>
+      <w:r>
+        <w:rPr>
+          <w:b/>
+        </w:rPr>
+        <w:t>{{</w:t>
+      </w:r>
+      <w:r>
+        <w:rPr>
+          <w:b/>
+          <w:noProof/>
+          <w:sz w:val="22"/>
+        </w:rPr>
+        <w:t xml:space="preserve"> </w:t>
+      </w:r>
+      <w:r>
+        <w:rPr>
+          <w:b/>
+          <w:noProof/>
+          <w:sz w:val="22"/>
+        </w:rPr>
+        <w:t>APPROVED_LIMIT</w:t>
+      </w:r>
+      <w:r>
+        <w:rPr>
+          <w:b/>
+        </w:rPr>
+        <w:t xml:space="preserve"> </w:t>
+      </w:r>
+      <w:r>
+        <w:rPr>
+          <w:b/>
+        </w:rPr>
+        <w:t>_WORDS}}</w:t>
+      </w:r>
+      <w:r>
+        <w:t>), other than any legal and other ancillary expenses incurred by the Bank due under the Agreement.</w:t>
       </w:r>
     </w:p>
     <w:p>
@@ -544,9 +618,6 @@
       <w:r>
         <w:tab/>
       </w:r>
-      <w:r>
-        <w:tab/>
-      </w:r>
       <w:proofErr w:type="spellStart"/>
       <w:proofErr w:type="gramStart"/>
       <w:r>
@@ -574,22 +645,24 @@
         </w:rPr>
       </w:pPr>
       <w:r>
-        <w:t>{{GUARANTOR_1_CNIC}}</w:t>
-      </w:r>
-      <w:r>
-        <w:tab/>
-      </w:r>
-      <w:r>
-        <w:tab/>
-      </w:r>
-      <w:r>
-        <w:tab/>
-      </w:r>
-      <w:r>
-        <w:tab/>
-      </w:r>
-      <w:r>
-        <w:tab/>
+        <w:t>{{GUARANTOR_</w:t>
+      </w:r>
+      <w:r>
+        <w:t>1_CNIC}}</w:t>
+      </w:r>
+      <w:r>
+        <w:tab/>
+      </w:r>
+      <w:r>
+        <w:tab/>
+      </w:r>
+      <w:r>
+        <w:tab/>
+      </w:r>
+      <w:r>
+        <w:tab/>
+      </w:r>
+      <w:r>
         <w:t>{{GUARANTOR_2_CNIC}}</w:t>
       </w:r>
       <w:r>
@@ -622,6 +695,7 @@
         </w:rPr>
       </w:pPr>
       <w:r>
+        <w:lastRenderedPageBreak/>
         <w:t>Witnesses:</w:t>
       </w:r>
     </w:p>
